--- a/projects/fpga-systems/Genesys2/ecc-ip/bch/docs/Binary_BCH_UART_Harness_v0.1.docx
+++ b/projects/fpga-systems/Genesys2/ecc-ip/bch/docs/Binary_BCH_UART_Harness_v0.1.docx
@@ -160,7 +160,7 @@
             </w:rPr>
             <w:fldChar w:fldCharType="separate"/>
           </w:r>
-          <w:hyperlink w:anchor="__RefHeading___Toc1637_2917605238">
+          <w:hyperlink w:anchor="__RefHeading___Toc1660_2359864596">
             <w:r>
               <w:rPr>
                 <w:webHidden/>
@@ -181,7 +181,7 @@
             </w:tabs>
             <w:rPr/>
           </w:pPr>
-          <w:hyperlink w:anchor="__RefHeading___Toc1639_2917605238">
+          <w:hyperlink w:anchor="__RefHeading___Toc1662_2359864596">
             <w:r>
               <w:rPr>
                 <w:webHidden/>
@@ -202,7 +202,7 @@
             </w:tabs>
             <w:rPr/>
           </w:pPr>
-          <w:hyperlink w:anchor="__RefHeading___Toc1641_2917605238">
+          <w:hyperlink w:anchor="__RefHeading___Toc1664_2359864596">
             <w:r>
               <w:rPr>
                 <w:webHidden/>
@@ -223,7 +223,7 @@
             </w:tabs>
             <w:rPr/>
           </w:pPr>
-          <w:hyperlink w:anchor="__RefHeading___Toc1643_2917605238">
+          <w:hyperlink w:anchor="__RefHeading___Toc1666_2359864596">
             <w:r>
               <w:rPr>
                 <w:webHidden/>
@@ -244,7 +244,7 @@
             </w:tabs>
             <w:rPr/>
           </w:pPr>
-          <w:hyperlink w:anchor="__RefHeading___Toc1645_2917605238">
+          <w:hyperlink w:anchor="__RefHeading___Toc1668_2359864596">
             <w:r>
               <w:rPr>
                 <w:webHidden/>
@@ -265,7 +265,7 @@
             </w:tabs>
             <w:rPr/>
           </w:pPr>
-          <w:hyperlink w:anchor="__RefHeading___Toc1647_2917605238">
+          <w:hyperlink w:anchor="__RefHeading___Toc1670_2359864596">
             <w:r>
               <w:rPr>
                 <w:webHidden/>
@@ -286,7 +286,7 @@
             </w:tabs>
             <w:rPr/>
           </w:pPr>
-          <w:hyperlink w:anchor="__RefHeading___Toc1649_2917605238">
+          <w:hyperlink w:anchor="__RefHeading___Toc1672_2359864596">
             <w:r>
               <w:rPr>
                 <w:webHidden/>
@@ -307,7 +307,7 @@
             </w:tabs>
             <w:rPr/>
           </w:pPr>
-          <w:hyperlink w:anchor="__RefHeading___Toc1651_2917605238">
+          <w:hyperlink w:anchor="__RefHeading___Toc1674_2359864596">
             <w:r>
               <w:rPr>
                 <w:webHidden/>
@@ -328,7 +328,7 @@
             </w:tabs>
             <w:rPr/>
           </w:pPr>
-          <w:hyperlink w:anchor="__RefHeading___Toc1653_2917605238">
+          <w:hyperlink w:anchor="__RefHeading___Toc1676_2359864596">
             <w:r>
               <w:rPr>
                 <w:webHidden/>
@@ -349,7 +349,7 @@
             </w:tabs>
             <w:rPr/>
           </w:pPr>
-          <w:hyperlink w:anchor="__RefHeading___Toc1655_2917605238">
+          <w:hyperlink w:anchor="__RefHeading___Toc1678_2359864596">
             <w:r>
               <w:rPr>
                 <w:webHidden/>
@@ -370,7 +370,7 @@
             </w:tabs>
             <w:rPr/>
           </w:pPr>
-          <w:hyperlink w:anchor="__RefHeading___Toc1657_2917605238">
+          <w:hyperlink w:anchor="__RefHeading___Toc1680_2359864596">
             <w:r>
               <w:rPr>
                 <w:webHidden/>
@@ -391,7 +391,7 @@
             </w:tabs>
             <w:rPr/>
           </w:pPr>
-          <w:hyperlink w:anchor="__RefHeading___Toc1659_2917605238">
+          <w:hyperlink w:anchor="__RefHeading___Toc1682_2359864596">
             <w:r>
               <w:rPr>
                 <w:webHidden/>
@@ -412,7 +412,7 @@
             </w:tabs>
             <w:rPr/>
           </w:pPr>
-          <w:hyperlink w:anchor="__RefHeading___Toc1661_2917605238">
+          <w:hyperlink w:anchor="__RefHeading___Toc1684_2359864596">
             <w:r>
               <w:rPr>
                 <w:webHidden/>
@@ -433,7 +433,7 @@
             </w:tabs>
             <w:rPr/>
           </w:pPr>
-          <w:hyperlink w:anchor="__RefHeading___Toc1663_2917605238">
+          <w:hyperlink w:anchor="__RefHeading___Toc1686_2359864596">
             <w:r>
               <w:rPr>
                 <w:webHidden/>
@@ -454,7 +454,7 @@
             </w:tabs>
             <w:rPr/>
           </w:pPr>
-          <w:hyperlink w:anchor="__RefHeading___Toc1665_2917605238">
+          <w:hyperlink w:anchor="__RefHeading___Toc1688_2359864596">
             <w:r>
               <w:rPr>
                 <w:webHidden/>
@@ -475,7 +475,7 @@
             </w:tabs>
             <w:rPr/>
           </w:pPr>
-          <w:hyperlink w:anchor="__RefHeading___Toc1667_2917605238">
+          <w:hyperlink w:anchor="__RefHeading___Toc1690_2359864596">
             <w:r>
               <w:rPr>
                 <w:webHidden/>
@@ -496,7 +496,7 @@
             </w:tabs>
             <w:rPr/>
           </w:pPr>
-          <w:hyperlink w:anchor="__RefHeading___Toc1669_2917605238">
+          <w:hyperlink w:anchor="__RefHeading___Toc1692_2359864596">
             <w:r>
               <w:rPr>
                 <w:webHidden/>
@@ -517,7 +517,7 @@
             </w:tabs>
             <w:rPr/>
           </w:pPr>
-          <w:hyperlink w:anchor="__RefHeading___Toc1671_2917605238">
+          <w:hyperlink w:anchor="__RefHeading___Toc1694_2359864596">
             <w:r>
               <w:rPr>
                 <w:webHidden/>
@@ -538,7 +538,7 @@
             </w:tabs>
             <w:rPr/>
           </w:pPr>
-          <w:hyperlink w:anchor="__RefHeading___Toc1673_2917605238">
+          <w:hyperlink w:anchor="__RefHeading___Toc1696_2359864596">
             <w:r>
               <w:rPr>
                 <w:webHidden/>
@@ -559,7 +559,7 @@
             </w:tabs>
             <w:rPr/>
           </w:pPr>
-          <w:hyperlink w:anchor="__RefHeading___Toc1675_2917605238">
+          <w:hyperlink w:anchor="__RefHeading___Toc1698_2359864596">
             <w:r>
               <w:rPr>
                 <w:webHidden/>
@@ -580,7 +580,7 @@
             </w:tabs>
             <w:rPr/>
           </w:pPr>
-          <w:hyperlink w:anchor="__RefHeading___Toc1677_2917605238">
+          <w:hyperlink w:anchor="__RefHeading___Toc1700_2359864596">
             <w:r>
               <w:rPr>
                 <w:webHidden/>
@@ -601,7 +601,7 @@
             </w:tabs>
             <w:rPr/>
           </w:pPr>
-          <w:hyperlink w:anchor="__RefHeading___Toc1679_2917605238">
+          <w:hyperlink w:anchor="__RefHeading___Toc1702_2359864596">
             <w:r>
               <w:rPr>
                 <w:webHidden/>
@@ -855,7 +855,7 @@
         <w:spacing w:before="360" w:after="120"/>
         <w:rPr/>
       </w:pPr>
-      <w:bookmarkStart w:id="0" w:name="__RefHeading___Toc1637_2917605238"/>
+      <w:bookmarkStart w:id="0" w:name="__RefHeading___Toc1660_2359864596"/>
       <w:bookmarkStart w:id="1" w:name="document-information"/>
       <w:bookmarkEnd w:id="0"/>
       <w:r>
@@ -887,7 +887,7 @@
         <w:spacing w:before="280" w:after="80"/>
         <w:rPr/>
       </w:pPr>
-      <w:bookmarkStart w:id="2" w:name="__RefHeading___Toc1639_2917605238"/>
+      <w:bookmarkStart w:id="2" w:name="__RefHeading___Toc1662_2359864596"/>
       <w:bookmarkEnd w:id="2"/>
       <w:r>
         <w:rPr>
@@ -1232,7 +1232,7 @@
       <w:r>
         <w:br w:type="page"/>
       </w:r>
-      <w:bookmarkStart w:id="5" w:name="__RefHeading___Toc1641_2917605238"/>
+      <w:bookmarkStart w:id="5" w:name="__RefHeading___Toc1664_2359864596"/>
       <w:bookmarkEnd w:id="5"/>
       <w:r>
         <w:rPr>
@@ -1277,7 +1277,7 @@
         <w:spacing w:before="280" w:after="80"/>
         <w:rPr/>
       </w:pPr>
-      <w:bookmarkStart w:id="6" w:name="__RefHeading___Toc1643_2917605238"/>
+      <w:bookmarkStart w:id="6" w:name="__RefHeading___Toc1666_2359864596"/>
       <w:bookmarkStart w:id="7" w:name="provenance"/>
       <w:bookmarkEnd w:id="6"/>
       <w:r>
@@ -1388,7 +1388,7 @@
         <w:spacing w:before="360" w:after="120"/>
         <w:rPr/>
       </w:pPr>
-      <w:bookmarkStart w:id="8" w:name="__RefHeading___Toc1645_2917605238"/>
+      <w:bookmarkStart w:id="8" w:name="__RefHeading___Toc1668_2359864596"/>
       <w:bookmarkStart w:id="9" w:name="purpose-and-geometry"/>
       <w:bookmarkEnd w:id="8"/>
       <w:r>
@@ -1600,7 +1600,20 @@
         <w:rPr>
           <w:sz w:val="20"/>
         </w:rPr>
-        <w:t xml:space="preserve"> as a build option, but the Genesys 2 is the primary target: the k325t-2 has the room and timing margin to hold the full BCH(4224,4120) loop at 100 MHz with both AXIS and AXI4 flavours, and both images came out timing-clean on the board build with positive slack. The Nexys flow is preserved so existing scripts do not break, but it is no longer the target for harness-class work.</w:t>
+        <w:t xml:space="preserve"> as a build option, and since 2026-10-07 the same tree carries a first-class small profile for it (issue #82): </w:t>
+      </w:r>
+      <w:r>
+        <w:rPr>
+          <w:rStyle w:val="VerbatimChar"/>
+          <w:sz w:val="20"/>
+        </w:rPr>
+        <w:t>BCH_PROFILE=small</w:t>
+      </w:r>
+      <w:r>
+        <w:rPr>
+          <w:sz w:val="20"/>
+        </w:rPr>
+        <w:t xml:space="preserve"> builds BCH(248,224) t=3 for the A7-100T at 50 MHz (WNS +7.8 ns, 38% LUT). The Genesys 2 remains the primary target for the full profile: the k325t-2 has the room and timing margin to hold the full BCH(4224,4120) loop at 100 MHz with both AXIS and AXI4 flavours, and both images came out timing-clean on the board build with positive slack.</w:t>
       </w:r>
     </w:p>
     <w:p>
@@ -1678,7 +1691,7 @@
         <w:spacing w:before="360" w:after="120"/>
         <w:rPr/>
       </w:pPr>
-      <w:bookmarkStart w:id="10" w:name="__RefHeading___Toc1647_2917605238"/>
+      <w:bookmarkStart w:id="10" w:name="__RefHeading___Toc1670_2359864596"/>
       <w:bookmarkEnd w:id="10"/>
       <w:r>
         <w:rPr>
@@ -1709,7 +1722,7 @@
         <w:spacing w:before="280" w:after="80"/>
         <w:rPr/>
       </w:pPr>
-      <w:bookmarkStart w:id="11" w:name="__RefHeading___Toc1649_2917605238"/>
+      <w:bookmarkStart w:id="11" w:name="__RefHeading___Toc1672_2359864596"/>
       <w:bookmarkEnd w:id="11"/>
       <w:r>
         <w:rPr>
@@ -3806,7 +3819,7 @@
       <w:r>
         <w:br w:type="page"/>
       </w:r>
-      <w:bookmarkStart w:id="13" w:name="__RefHeading___Toc1651_2917605238"/>
+      <w:bookmarkStart w:id="13" w:name="__RefHeading___Toc1674_2359864596"/>
       <w:bookmarkEnd w:id="13"/>
       <w:r>
         <w:rPr>
@@ -5289,7 +5302,7 @@
       <w:r>
         <w:br w:type="page"/>
       </w:r>
-      <w:bookmarkStart w:id="14" w:name="__RefHeading___Toc1653_2917605238"/>
+      <w:bookmarkStart w:id="14" w:name="__RefHeading___Toc1676_2359864596"/>
       <w:bookmarkEnd w:id="14"/>
       <w:r>
         <w:rPr>
@@ -6212,7 +6225,7 @@
       <w:r>
         <w:br w:type="page"/>
       </w:r>
-      <w:bookmarkStart w:id="16" w:name="__RefHeading___Toc1655_2917605238"/>
+      <w:bookmarkStart w:id="16" w:name="__RefHeading___Toc1678_2359864596"/>
       <w:bookmarkEnd w:id="16"/>
       <w:r>
         <w:rPr>
@@ -6243,7 +6256,7 @@
         <w:spacing w:before="280" w:after="80"/>
         <w:rPr/>
       </w:pPr>
-      <w:bookmarkStart w:id="17" w:name="__RefHeading___Toc1657_2917605238"/>
+      <w:bookmarkStart w:id="17" w:name="__RefHeading___Toc1680_2359864596"/>
       <w:bookmarkStart w:id="18" w:name="register-path"/>
       <w:bookmarkEnd w:id="17"/>
       <w:r>
@@ -6462,7 +6475,7 @@
         <w:spacing w:before="280" w:after="80"/>
         <w:rPr/>
       </w:pPr>
-      <w:bookmarkStart w:id="19" w:name="__RefHeading___Toc1659_2917605238"/>
+      <w:bookmarkStart w:id="19" w:name="__RefHeading___Toc1682_2359864596"/>
       <w:bookmarkStart w:id="20" w:name="axi4-flavour-datapath"/>
       <w:bookmarkEnd w:id="19"/>
       <w:r>
@@ -6566,7 +6579,7 @@
         <w:spacing w:before="280" w:after="80"/>
         <w:rPr/>
       </w:pPr>
-      <w:bookmarkStart w:id="22" w:name="__RefHeading___Toc1661_2917605238"/>
+      <w:bookmarkStart w:id="22" w:name="__RefHeading___Toc1684_2359864596"/>
       <w:bookmarkStart w:id="23" w:name="clock-and-reset"/>
       <w:bookmarkEnd w:id="22"/>
       <w:r>
@@ -6676,7 +6689,7 @@
         <w:spacing w:before="360" w:after="120"/>
         <w:rPr/>
       </w:pPr>
-      <w:bookmarkStart w:id="24" w:name="__RefHeading___Toc1663_2917605238"/>
+      <w:bookmarkStart w:id="24" w:name="__RefHeading___Toc1686_2359864596"/>
       <w:bookmarkStart w:id="25" w:name="the-fpga-testing-choices-and-why"/>
       <w:bookmarkEnd w:id="24"/>
       <w:r>
@@ -6708,7 +6721,7 @@
         <w:spacing w:before="280" w:after="80"/>
         <w:rPr/>
       </w:pPr>
-      <w:bookmarkStart w:id="26" w:name="__RefHeading___Toc1665_2917605238"/>
+      <w:bookmarkStart w:id="26" w:name="__RefHeading___Toc1688_2359864596"/>
       <w:bookmarkStart w:id="27" w:name="deterministic-campaigns"/>
       <w:bookmarkEnd w:id="26"/>
       <w:r>
@@ -6820,7 +6833,7 @@
         <w:spacing w:before="280" w:after="80"/>
         <w:rPr/>
       </w:pPr>
-      <w:bookmarkStart w:id="28" w:name="__RefHeading___Toc1667_2917605238"/>
+      <w:bookmarkStart w:id="28" w:name="__RefHeading___Toc1690_2359864596"/>
       <w:bookmarkStart w:id="29" w:name="X53a199f0e05baf626d45c0740703794633d0362"/>
       <w:bookmarkEnd w:id="28"/>
       <w:r>
@@ -6919,7 +6932,7 @@
         <w:spacing w:before="280" w:after="80"/>
         <w:rPr/>
       </w:pPr>
-      <w:bookmarkStart w:id="30" w:name="__RefHeading___Toc1669_2917605238"/>
+      <w:bookmarkStart w:id="30" w:name="__RefHeading___Toc1692_2359864596"/>
       <w:bookmarkStart w:id="31" w:name="X33425c8a372d93eb7f1a792208a4c72a5622771"/>
       <w:bookmarkEnd w:id="30"/>
       <w:r>
@@ -6979,7 +6992,7 @@
         <w:spacing w:before="280" w:after="80"/>
         <w:rPr/>
       </w:pPr>
-      <w:bookmarkStart w:id="32" w:name="__RefHeading___Toc1671_2917605238"/>
+      <w:bookmarkStart w:id="32" w:name="__RefHeading___Toc1694_2359864596"/>
       <w:bookmarkStart w:id="33" w:name="X28597d5f952d8edbf8e0506b6bb6ce9edca9d3e"/>
       <w:bookmarkEnd w:id="32"/>
       <w:r>
@@ -7052,7 +7065,7 @@
         <w:spacing w:before="280" w:after="80"/>
         <w:rPr/>
       </w:pPr>
-      <w:bookmarkStart w:id="34" w:name="__RefHeading___Toc1673_2917605238"/>
+      <w:bookmarkStart w:id="34" w:name="__RefHeading___Toc1696_2359864596"/>
       <w:bookmarkStart w:id="35" w:name="X0c98aa677c1a3dce27fae4ce98d2159186982bf"/>
       <w:bookmarkEnd w:id="34"/>
       <w:r>
@@ -7164,7 +7177,7 @@
         <w:spacing w:before="280" w:after="80"/>
         <w:rPr/>
       </w:pPr>
-      <w:bookmarkStart w:id="36" w:name="__RefHeading___Toc1675_2917605238"/>
+      <w:bookmarkStart w:id="36" w:name="__RefHeading___Toc1698_2359864596"/>
       <w:bookmarkStart w:id="37" w:name="Xeb2c1eca342142d59e7b837f5707d394fe730c6"/>
       <w:bookmarkEnd w:id="36"/>
       <w:r>
@@ -7236,7 +7249,7 @@
         <w:spacing w:before="360" w:after="120"/>
         <w:rPr/>
       </w:pPr>
-      <w:bookmarkStart w:id="38" w:name="__RefHeading___Toc1677_2917605238"/>
+      <w:bookmarkStart w:id="38" w:name="__RefHeading___Toc1700_2359864596"/>
       <w:bookmarkStart w:id="39" w:name="operating-it"/>
       <w:bookmarkEnd w:id="38"/>
       <w:r>
@@ -7287,7 +7300,7 @@
           <w:rStyle w:val="VerbatimChar"/>
           <w:sz w:val="20"/>
         </w:rPr>
-        <w:t>projects/fpga-systems/Genesys2/bch/</w:t>
+        <w:t>projects/fpga-systems/Genesys2/ecc-ip/bch/</w:t>
       </w:r>
       <w:r>
         <w:rPr>
@@ -7366,6 +7379,44 @@
     <w:p>
       <w:pPr>
         <w:pStyle w:val="FirstParagraph"/>
+        <w:rPr/>
+      </w:pPr>
+      <w:r>
+        <w:rPr>
+          <w:sz w:val="20"/>
+        </w:rPr>
+        <w:t xml:space="preserve">For the Nexys A7 small profile, build the bitstream with </w:t>
+      </w:r>
+      <w:r>
+        <w:rPr>
+          <w:rStyle w:val="VerbatimChar"/>
+          <w:sz w:val="20"/>
+        </w:rPr>
+        <w:t>make -C build-loop bitstream BCH_TARGET=nexys_a7_100t BCH_PROFILE=small</w:t>
+      </w:r>
+      <w:r>
+        <w:rPr>
+          <w:sz w:val="20"/>
+        </w:rPr>
+        <w:t xml:space="preserve"> and drive the same sequences over the A7’s UART; </w:t>
+      </w:r>
+      <w:r>
+        <w:rPr>
+          <w:rStyle w:val="VerbatimChar"/>
+          <w:sz w:val="20"/>
+        </w:rPr>
+        <w:t>init</w:t>
+      </w:r>
+      <w:r>
+        <w:rPr>
+          <w:sz w:val="20"/>
+        </w:rPr>
+        <w:t xml:space="preserve"> proves the “BCHS” BUILD_ID and the PROFILE CSR reports n=248, t=3, so the host programs pick up the geometry from the board.</w:t>
+      </w:r>
+    </w:p>
+    <w:p>
+      <w:pPr>
+        <w:pStyle w:val="BodyText"/>
         <w:rPr/>
       </w:pPr>
       <w:r>
@@ -7504,7 +7555,7 @@
         <w:spacing w:before="360" w:after="120"/>
         <w:rPr/>
       </w:pPr>
-      <w:bookmarkStart w:id="40" w:name="__RefHeading___Toc1679_2917605238"/>
+      <w:bookmarkStart w:id="40" w:name="__RefHeading___Toc1702_2359864596"/>
       <w:bookmarkStart w:id="41" w:name="what-is-deliberately-not-board-tested"/>
       <w:bookmarkEnd w:id="40"/>
       <w:r>

--- a/projects/fpga-systems/Genesys2/ecc-ip/bch/docs/Binary_BCH_UART_Harness_v0.1.docx
+++ b/projects/fpga-systems/Genesys2/ecc-ip/bch/docs/Binary_BCH_UART_Harness_v0.1.docx
@@ -16,7 +16,7 @@
           <wp:inline distT="0" distB="0" distL="0" distR="0">
             <wp:extent cx="2286000" cy="2286000"/>
             <wp:effectExtent l="0" t="0" r="0" b="0"/>
-            <wp:docPr id="1" name="Picture 36" descr=""/>
+            <wp:docPr id="1" name="Picture 38" descr=""/>
             <wp:cNvGraphicFramePr>
               <a:graphicFrameLocks xmlns:a="http://schemas.openxmlformats.org/drawingml/2006/main" noChangeAspect="1"/>
             </wp:cNvGraphicFramePr>
@@ -24,7 +24,7 @@
               <a:graphicData uri="http://schemas.openxmlformats.org/drawingml/2006/picture">
                 <pic:pic xmlns:pic="http://schemas.openxmlformats.org/drawingml/2006/picture">
                   <pic:nvPicPr>
-                    <pic:cNvPr id="1" name="Picture 36" descr=""/>
+                    <pic:cNvPr id="1" name="Picture 38" descr=""/>
                     <pic:cNvPicPr>
                       <a:picLocks noChangeAspect="1" noChangeArrowheads="1"/>
                     </pic:cNvPicPr>
@@ -160,7 +160,7 @@
             </w:rPr>
             <w:fldChar w:fldCharType="separate"/>
           </w:r>
-          <w:hyperlink w:anchor="__RefHeading___Toc1660_2359864596">
+          <w:hyperlink w:anchor="__RefHeading___Toc1695_1863445830">
             <w:r>
               <w:rPr>
                 <w:webHidden/>
@@ -181,7 +181,7 @@
             </w:tabs>
             <w:rPr/>
           </w:pPr>
-          <w:hyperlink w:anchor="__RefHeading___Toc1662_2359864596">
+          <w:hyperlink w:anchor="__RefHeading___Toc1697_1863445830">
             <w:r>
               <w:rPr>
                 <w:webHidden/>
@@ -202,7 +202,7 @@
             </w:tabs>
             <w:rPr/>
           </w:pPr>
-          <w:hyperlink w:anchor="__RefHeading___Toc1664_2359864596">
+          <w:hyperlink w:anchor="__RefHeading___Toc1699_1863445830">
             <w:r>
               <w:rPr>
                 <w:webHidden/>
@@ -223,7 +223,7 @@
             </w:tabs>
             <w:rPr/>
           </w:pPr>
-          <w:hyperlink w:anchor="__RefHeading___Toc1666_2359864596">
+          <w:hyperlink w:anchor="__RefHeading___Toc1701_1863445830">
             <w:r>
               <w:rPr>
                 <w:webHidden/>
@@ -244,7 +244,7 @@
             </w:tabs>
             <w:rPr/>
           </w:pPr>
-          <w:hyperlink w:anchor="__RefHeading___Toc1668_2359864596">
+          <w:hyperlink w:anchor="__RefHeading___Toc1703_1863445830">
             <w:r>
               <w:rPr>
                 <w:webHidden/>
@@ -265,7 +265,7 @@
             </w:tabs>
             <w:rPr/>
           </w:pPr>
-          <w:hyperlink w:anchor="__RefHeading___Toc1670_2359864596">
+          <w:hyperlink w:anchor="__RefHeading___Toc1705_1863445830">
             <w:r>
               <w:rPr>
                 <w:webHidden/>
@@ -286,7 +286,7 @@
             </w:tabs>
             <w:rPr/>
           </w:pPr>
-          <w:hyperlink w:anchor="__RefHeading___Toc1672_2359864596">
+          <w:hyperlink w:anchor="__RefHeading___Toc1707_1863445830">
             <w:r>
               <w:rPr>
                 <w:webHidden/>
@@ -307,7 +307,7 @@
             </w:tabs>
             <w:rPr/>
           </w:pPr>
-          <w:hyperlink w:anchor="__RefHeading___Toc1674_2359864596">
+          <w:hyperlink w:anchor="__RefHeading___Toc1709_1863445830">
             <w:r>
               <w:rPr>
                 <w:webHidden/>
@@ -328,7 +328,7 @@
             </w:tabs>
             <w:rPr/>
           </w:pPr>
-          <w:hyperlink w:anchor="__RefHeading___Toc1676_2359864596">
+          <w:hyperlink w:anchor="__RefHeading___Toc1711_1863445830">
             <w:r>
               <w:rPr>
                 <w:webHidden/>
@@ -349,7 +349,7 @@
             </w:tabs>
             <w:rPr/>
           </w:pPr>
-          <w:hyperlink w:anchor="__RefHeading___Toc1678_2359864596">
+          <w:hyperlink w:anchor="__RefHeading___Toc1713_1863445830">
             <w:r>
               <w:rPr>
                 <w:webHidden/>
@@ -370,13 +370,34 @@
             </w:tabs>
             <w:rPr/>
           </w:pPr>
-          <w:hyperlink w:anchor="__RefHeading___Toc1680_2359864596">
+          <w:hyperlink w:anchor="__RefHeading___Toc1715_1863445830">
             <w:r>
               <w:rPr>
                 <w:webHidden/>
                 <w:rStyle w:val="IndexLink"/>
               </w:rPr>
               <w:t>4.1 Register path</w:t>
+              <w:tab/>
+              <w:t>15</w:t>
+            </w:r>
+          </w:hyperlink>
+        </w:p>
+        <w:p>
+          <w:pPr>
+            <w:pStyle w:val="TOC3"/>
+            <w:tabs>
+              <w:tab w:val="clear" w:pos="8793"/>
+              <w:tab w:val="right" w:pos="9359" w:leader="dot"/>
+            </w:tabs>
+            <w:rPr/>
+          </w:pPr>
+          <w:hyperlink w:anchor="__RefHeading___Toc1717_1863445830">
+            <w:r>
+              <w:rPr>
+                <w:webHidden/>
+                <w:rStyle w:val="IndexLink"/>
+              </w:rPr>
+              <w:t>4.1.1 Figure 2.1: BCH AXIS datapath and register path</w:t>
               <w:tab/>
               <w:t>15</w:t>
             </w:r>
@@ -391,7 +412,7 @@
             </w:tabs>
             <w:rPr/>
           </w:pPr>
-          <w:hyperlink w:anchor="__RefHeading___Toc1682_2359864596">
+          <w:hyperlink w:anchor="__RefHeading___Toc1719_1863445830">
             <w:r>
               <w:rPr>
                 <w:webHidden/>
@@ -399,7 +420,28 @@
               </w:rPr>
               <w:t>4.2 AXI4 flavour datapath</w:t>
               <w:tab/>
-              <w:t>16</w:t>
+              <w:t>17</w:t>
+            </w:r>
+          </w:hyperlink>
+        </w:p>
+        <w:p>
+          <w:pPr>
+            <w:pStyle w:val="TOC3"/>
+            <w:tabs>
+              <w:tab w:val="clear" w:pos="8793"/>
+              <w:tab w:val="right" w:pos="9359" w:leader="dot"/>
+            </w:tabs>
+            <w:rPr/>
+          </w:pPr>
+          <w:hyperlink w:anchor="__RefHeading___Toc1721_1863445830">
+            <w:r>
+              <w:rPr>
+                <w:webHidden/>
+                <w:rStyle w:val="IndexLink"/>
+              </w:rPr>
+              <w:t>4.2.1 Figure 2.2: BCH AXI4 memory-to-memory datapath</w:t>
+              <w:tab/>
+              <w:t>18</w:t>
             </w:r>
           </w:hyperlink>
         </w:p>
@@ -412,7 +454,7 @@
             </w:tabs>
             <w:rPr/>
           </w:pPr>
-          <w:hyperlink w:anchor="__RefHeading___Toc1684_2359864596">
+          <w:hyperlink w:anchor="__RefHeading___Toc1723_1863445830">
             <w:r>
               <w:rPr>
                 <w:webHidden/>
@@ -420,7 +462,7 @@
               </w:rPr>
               <w:t>4.3 Clock and reset</w:t>
               <w:tab/>
-              <w:t>18</w:t>
+              <w:t>19</w:t>
             </w:r>
           </w:hyperlink>
         </w:p>
@@ -433,7 +475,7 @@
             </w:tabs>
             <w:rPr/>
           </w:pPr>
-          <w:hyperlink w:anchor="__RefHeading___Toc1686_2359864596">
+          <w:hyperlink w:anchor="__RefHeading___Toc1725_1863445830">
             <w:r>
               <w:rPr>
                 <w:webHidden/>
@@ -441,7 +483,7 @@
               </w:rPr>
               <w:t>5 The FPGA-Testing Choices, And Why</w:t>
               <w:tab/>
-              <w:t>19</w:t>
+              <w:t>20</w:t>
             </w:r>
           </w:hyperlink>
         </w:p>
@@ -454,7 +496,7 @@
             </w:tabs>
             <w:rPr/>
           </w:pPr>
-          <w:hyperlink w:anchor="__RefHeading___Toc1688_2359864596">
+          <w:hyperlink w:anchor="__RefHeading___Toc1727_1863445830">
             <w:r>
               <w:rPr>
                 <w:webHidden/>
@@ -462,7 +504,7 @@
               </w:rPr>
               <w:t>5.1 Deterministic campaigns</w:t>
               <w:tab/>
-              <w:t>19</w:t>
+              <w:t>20</w:t>
             </w:r>
           </w:hyperlink>
         </w:p>
@@ -475,7 +517,7 @@
             </w:tabs>
             <w:rPr/>
           </w:pPr>
-          <w:hyperlink w:anchor="__RefHeading___Toc1690_2359864596">
+          <w:hyperlink w:anchor="__RefHeading___Toc1729_1863445830">
             <w:r>
               <w:rPr>
                 <w:webHidden/>
@@ -483,7 +525,7 @@
               </w:rPr>
               <w:t>5.2 Injector modes mapped to real failure mechanisms</w:t>
               <w:tab/>
-              <w:t>20</w:t>
+              <w:t>21</w:t>
             </w:r>
           </w:hyperlink>
         </w:p>
@@ -496,7 +538,7 @@
             </w:tabs>
             <w:rPr/>
           </w:pPr>
-          <w:hyperlink w:anchor="__RefHeading___Toc1692_2359864596">
+          <w:hyperlink w:anchor="__RefHeading___Toc1731_1863445830">
             <w:r>
               <w:rPr>
                 <w:webHidden/>
@@ -504,7 +546,7 @@
               </w:rPr>
               <w:t>5.3 Post-encoder injection protecting parity bits too</w:t>
               <w:tab/>
-              <w:t>21</w:t>
+              <w:t>22</w:t>
             </w:r>
           </w:hyperlink>
         </w:p>
@@ -517,7 +559,7 @@
             </w:tabs>
             <w:rPr/>
           </w:pPr>
-          <w:hyperlink w:anchor="__RefHeading___Toc1694_2359864596">
+          <w:hyperlink w:anchor="__RefHeading___Toc1733_1863445830">
             <w:r>
               <w:rPr>
                 <w:webHidden/>
@@ -525,7 +567,7 @@
               </w:rPr>
               <w:t>5.4 Recheck + flip-only verdict as the on-chip oracle</w:t>
               <w:tab/>
-              <w:t>22</w:t>
+              <w:t>23</w:t>
             </w:r>
           </w:hyperlink>
         </w:p>
@@ -538,7 +580,7 @@
             </w:tabs>
             <w:rPr/>
           </w:pPr>
-          <w:hyperlink w:anchor="__RefHeading___Toc1696_2359864596">
+          <w:hyperlink w:anchor="__RefHeading___Toc1735_1863445830">
             <w:r>
               <w:rPr>
                 <w:webHidden/>
@@ -546,7 +588,7 @@
               </w:rPr>
               <w:t>5.5 UART over a debug core, plus the safety pair</w:t>
               <w:tab/>
-              <w:t>23</w:t>
+              <w:t>24</w:t>
             </w:r>
           </w:hyperlink>
         </w:p>
@@ -559,7 +601,7 @@
             </w:tabs>
             <w:rPr/>
           </w:pPr>
-          <w:hyperlink w:anchor="__RefHeading___Toc1698_2359864596">
+          <w:hyperlink w:anchor="__RefHeading___Toc1737_1863445830">
             <w:r>
               <w:rPr>
                 <w:webHidden/>
@@ -567,7 +609,7 @@
               </w:rPr>
               <w:t>5.6 AXIS vs AXI4 flavours covering both integration styles</w:t>
               <w:tab/>
-              <w:t>24</w:t>
+              <w:t>25</w:t>
             </w:r>
           </w:hyperlink>
         </w:p>
@@ -580,7 +622,7 @@
             </w:tabs>
             <w:rPr/>
           </w:pPr>
-          <w:hyperlink w:anchor="__RefHeading___Toc1700_2359864596">
+          <w:hyperlink w:anchor="__RefHeading___Toc1739_1863445830">
             <w:r>
               <w:rPr>
                 <w:webHidden/>
@@ -588,7 +630,7 @@
               </w:rPr>
               <w:t>6 Operating It</w:t>
               <w:tab/>
-              <w:t>25</w:t>
+              <w:t>26</w:t>
             </w:r>
           </w:hyperlink>
         </w:p>
@@ -601,7 +643,7 @@
             </w:tabs>
             <w:rPr/>
           </w:pPr>
-          <w:hyperlink w:anchor="__RefHeading___Toc1702_2359864596">
+          <w:hyperlink w:anchor="__RefHeading___Toc1741_1863445830">
             <w:r>
               <w:rPr>
                 <w:webHidden/>
@@ -609,7 +651,7 @@
               </w:rPr>
               <w:t>7 What Is Deliberately Not Board-Tested</w:t>
               <w:tab/>
-              <w:t>26</w:t>
+              <w:t>27</w:t>
             </w:r>
           </w:hyperlink>
           <w:r>
@@ -652,15 +694,116 @@
     <w:p>
       <w:pPr>
         <w:pStyle w:val="Normal"/>
+        <w:tabs>
+          <w:tab w:val="clear" w:pos="720"/>
+          <w:tab w:val="right" w:pos="9360" w:leader="dot"/>
+        </w:tabs>
+        <w:spacing w:before="0" w:after="0"/>
         <w:rPr/>
       </w:pPr>
-      <w:r>
-        <w:rPr>
-          <w:i/>
-          <w:sz w:val="20"/>
-        </w:rPr>
-        <w:t>No figures in this document.</w:t>
-      </w:r>
+      <w:hyperlink w:anchor="_Fig_1_BCH_AXIS_datapath_an">
+        <w:r>
+          <w:rPr>
+            <w:rStyle w:val="ListLabel1"/>
+            <w:color w:val="000000"/>
+            <w:sz w:val="24"/>
+          </w:rPr>
+          <w:t>Figure 2.1: BCH AXIS datapath and register path</w:t>
+        </w:r>
+        <w:r>
+          <w:rPr>
+            <w:rStyle w:val="ListLabel1"/>
+          </w:rPr>
+          <w:tab/>
+        </w:r>
+        <w:r>
+          <w:rPr>
+            <w:rStyle w:val="ListLabel1"/>
+          </w:rPr>
+          <w:fldChar w:fldCharType="begin"/>
+        </w:r>
+        <w:r>
+          <w:rPr>
+            <w:rStyle w:val="ListLabel1"/>
+          </w:rPr>
+          <w:instrText xml:space="preserve"> PAGEREF _Fig_1_BCH_AXIS_datapath_an \h </w:instrText>
+        </w:r>
+        <w:r>
+          <w:rPr>
+            <w:rStyle w:val="ListLabel1"/>
+          </w:rPr>
+          <w:fldChar w:fldCharType="separate"/>
+        </w:r>
+        <w:r>
+          <w:rPr>
+            <w:rStyle w:val="ListLabel1"/>
+          </w:rPr>
+          <w:t>15</w:t>
+        </w:r>
+        <w:r>
+          <w:rPr>
+            <w:rStyle w:val="ListLabel1"/>
+          </w:rPr>
+          <w:fldChar w:fldCharType="end"/>
+        </w:r>
+      </w:hyperlink>
+    </w:p>
+    <w:p>
+      <w:pPr>
+        <w:pStyle w:val="Normal"/>
+        <w:tabs>
+          <w:tab w:val="clear" w:pos="720"/>
+          <w:tab w:val="right" w:pos="9360" w:leader="dot"/>
+        </w:tabs>
+        <w:spacing w:before="0" w:after="0"/>
+        <w:rPr/>
+      </w:pPr>
+      <w:hyperlink w:anchor="_Fig_2_BCH_AXI4_memory_to_m">
+        <w:r>
+          <w:rPr>
+            <w:rStyle w:val="ListLabel1"/>
+            <w:color w:val="000000"/>
+            <w:sz w:val="24"/>
+          </w:rPr>
+          <w:t>Figure 2.2: BCH AXI4 memory-to-memory datapath</w:t>
+        </w:r>
+        <w:r>
+          <w:rPr>
+            <w:rStyle w:val="ListLabel1"/>
+          </w:rPr>
+          <w:tab/>
+        </w:r>
+        <w:r>
+          <w:rPr>
+            <w:rStyle w:val="ListLabel1"/>
+          </w:rPr>
+          <w:fldChar w:fldCharType="begin"/>
+        </w:r>
+        <w:r>
+          <w:rPr>
+            <w:rStyle w:val="ListLabel1"/>
+          </w:rPr>
+          <w:instrText xml:space="preserve"> PAGEREF _Fig_2_BCH_AXI4_memory_to_m \h </w:instrText>
+        </w:r>
+        <w:r>
+          <w:rPr>
+            <w:rStyle w:val="ListLabel1"/>
+          </w:rPr>
+          <w:fldChar w:fldCharType="separate"/>
+        </w:r>
+        <w:r>
+          <w:rPr>
+            <w:rStyle w:val="ListLabel1"/>
+          </w:rPr>
+          <w:t>18</w:t>
+        </w:r>
+        <w:r>
+          <w:rPr>
+            <w:rStyle w:val="ListLabel1"/>
+          </w:rPr>
+          <w:fldChar w:fldCharType="end"/>
+        </w:r>
+      </w:hyperlink>
     </w:p>
     <w:p>
       <w:pPr>
@@ -855,7 +998,7 @@
         <w:spacing w:before="360" w:after="120"/>
         <w:rPr/>
       </w:pPr>
-      <w:bookmarkStart w:id="0" w:name="__RefHeading___Toc1660_2359864596"/>
+      <w:bookmarkStart w:id="0" w:name="__RefHeading___Toc1695_1863445830"/>
       <w:bookmarkStart w:id="1" w:name="document-information"/>
       <w:bookmarkEnd w:id="0"/>
       <w:r>
@@ -887,7 +1030,7 @@
         <w:spacing w:before="280" w:after="80"/>
         <w:rPr/>
       </w:pPr>
-      <w:bookmarkStart w:id="2" w:name="__RefHeading___Toc1662_2359864596"/>
+      <w:bookmarkStart w:id="2" w:name="__RefHeading___Toc1697_1863445830"/>
       <w:bookmarkEnd w:id="2"/>
       <w:r>
         <w:rPr>
@@ -1232,7 +1375,7 @@
       <w:r>
         <w:br w:type="page"/>
       </w:r>
-      <w:bookmarkStart w:id="5" w:name="__RefHeading___Toc1664_2359864596"/>
+      <w:bookmarkStart w:id="5" w:name="__RefHeading___Toc1699_1863445830"/>
       <w:bookmarkEnd w:id="5"/>
       <w:r>
         <w:rPr>
@@ -1277,7 +1420,7 @@
         <w:spacing w:before="280" w:after="80"/>
         <w:rPr/>
       </w:pPr>
-      <w:bookmarkStart w:id="6" w:name="__RefHeading___Toc1666_2359864596"/>
+      <w:bookmarkStart w:id="6" w:name="__RefHeading___Toc1701_1863445830"/>
       <w:bookmarkStart w:id="7" w:name="provenance"/>
       <w:bookmarkEnd w:id="6"/>
       <w:r>
@@ -1388,7 +1531,7 @@
         <w:spacing w:before="360" w:after="120"/>
         <w:rPr/>
       </w:pPr>
-      <w:bookmarkStart w:id="8" w:name="__RefHeading___Toc1668_2359864596"/>
+      <w:bookmarkStart w:id="8" w:name="__RefHeading___Toc1703_1863445830"/>
       <w:bookmarkStart w:id="9" w:name="purpose-and-geometry"/>
       <w:bookmarkEnd w:id="8"/>
       <w:r>
@@ -1691,7 +1834,7 @@
         <w:spacing w:before="360" w:after="120"/>
         <w:rPr/>
       </w:pPr>
-      <w:bookmarkStart w:id="10" w:name="__RefHeading___Toc1670_2359864596"/>
+      <w:bookmarkStart w:id="10" w:name="__RefHeading___Toc1705_1863445830"/>
       <w:bookmarkEnd w:id="10"/>
       <w:r>
         <w:rPr>
@@ -1722,7 +1865,7 @@
         <w:spacing w:before="280" w:after="80"/>
         <w:rPr/>
       </w:pPr>
-      <w:bookmarkStart w:id="11" w:name="__RefHeading___Toc1672_2359864596"/>
+      <w:bookmarkStart w:id="11" w:name="__RefHeading___Toc1707_1863445830"/>
       <w:bookmarkEnd w:id="11"/>
       <w:r>
         <w:rPr>
@@ -2869,38 +3012,38 @@
                 <w:szCs w:val="24"/>
                 <w:lang w:val="en-US" w:eastAsia="en-US" w:bidi="ar-SA"/>
               </w:rPr>
-              <w:t>axis4_master_pattern_gen</w:t>
-            </w:r>
-          </w:p>
-        </w:tc>
-        <w:tc>
-          <w:tcPr>
-            <w:tcW w:w="3120" w:type="dxa"/>
-            <w:tcBorders/>
-          </w:tcPr>
-          <w:p>
-            <w:pPr>
-              <w:pStyle w:val="Compact"/>
-              <w:widowControl/>
-              <w:spacing w:before="36" w:after="36"/>
-              <w:jc w:val="left"/>
-              <w:rPr>
-                <w:rFonts w:ascii="Cambria" w:hAnsi="Cambria" w:eastAsia="Cambria" w:cs=""/>
-                <w:kern w:val="0"/>
-                <w:sz w:val="24"/>
-                <w:szCs w:val="24"/>
-                <w:lang w:val="en-US" w:eastAsia="en-US" w:bidi="ar-SA"/>
-              </w:rPr>
-            </w:pPr>
-            <w:r>
-              <w:rPr>
-                <w:rStyle w:val="VerbatimChar"/>
-                <w:rFonts w:eastAsia="Cambria" w:cs=""/>
-                <w:kern w:val="0"/>
-                <w:szCs w:val="24"/>
-                <w:lang w:val="en-US" w:eastAsia="en-US" w:bidi="ar-SA"/>
-              </w:rPr>
-              <w:t>rtl/amba/shared/axis4_master_pattern_gen.sv</w:t>
+              <w:t>axis4_master_injector</w:t>
+            </w:r>
+          </w:p>
+        </w:tc>
+        <w:tc>
+          <w:tcPr>
+            <w:tcW w:w="3120" w:type="dxa"/>
+            <w:tcBorders/>
+          </w:tcPr>
+          <w:p>
+            <w:pPr>
+              <w:pStyle w:val="Compact"/>
+              <w:widowControl/>
+              <w:spacing w:before="36" w:after="36"/>
+              <w:jc w:val="left"/>
+              <w:rPr>
+                <w:rFonts w:ascii="Cambria" w:hAnsi="Cambria" w:eastAsia="Cambria" w:cs=""/>
+                <w:kern w:val="0"/>
+                <w:sz w:val="24"/>
+                <w:szCs w:val="24"/>
+                <w:lang w:val="en-US" w:eastAsia="en-US" w:bidi="ar-SA"/>
+              </w:rPr>
+            </w:pPr>
+            <w:r>
+              <w:rPr>
+                <w:rStyle w:val="VerbatimChar"/>
+                <w:rFonts w:eastAsia="Cambria" w:cs=""/>
+                <w:kern w:val="0"/>
+                <w:szCs w:val="24"/>
+                <w:lang w:val="en-US" w:eastAsia="en-US" w:bidi="ar-SA"/>
+              </w:rPr>
+              <w:t>rtl/amba/shared/axis4_master_injector.sv</w:t>
             </w:r>
           </w:p>
         </w:tc>
@@ -3819,7 +3962,7 @@
       <w:r>
         <w:br w:type="page"/>
       </w:r>
-      <w:bookmarkStart w:id="13" w:name="__RefHeading___Toc1674_2359864596"/>
+      <w:bookmarkStart w:id="13" w:name="__RefHeading___Toc1709_1863445830"/>
       <w:bookmarkEnd w:id="13"/>
       <w:r>
         <w:rPr>
@@ -5302,7 +5445,7 @@
       <w:r>
         <w:br w:type="page"/>
       </w:r>
-      <w:bookmarkStart w:id="14" w:name="__RefHeading___Toc1676_2359864596"/>
+      <w:bookmarkStart w:id="14" w:name="__RefHeading___Toc1711_1863445830"/>
       <w:bookmarkEnd w:id="14"/>
       <w:r>
         <w:rPr>
@@ -6225,7 +6368,7 @@
       <w:r>
         <w:br w:type="page"/>
       </w:r>
-      <w:bookmarkStart w:id="16" w:name="__RefHeading___Toc1678_2359864596"/>
+      <w:bookmarkStart w:id="16" w:name="__RefHeading___Toc1713_1863445830"/>
       <w:bookmarkEnd w:id="16"/>
       <w:r>
         <w:rPr>
@@ -6256,7 +6399,7 @@
         <w:spacing w:before="280" w:after="80"/>
         <w:rPr/>
       </w:pPr>
-      <w:bookmarkStart w:id="17" w:name="__RefHeading___Toc1680_2359864596"/>
+      <w:bookmarkStart w:id="17" w:name="__RefHeading___Toc1715_1863445830"/>
       <w:bookmarkStart w:id="18" w:name="register-path"/>
       <w:bookmarkEnd w:id="17"/>
       <w:r>
@@ -6344,6 +6487,36 @@
     </w:p>
     <w:p>
       <w:pPr>
+        <w:pStyle w:val="Heading3"/>
+        <w:spacing w:before="200" w:after="80"/>
+        <w:rPr/>
+      </w:pPr>
+      <w:bookmarkStart w:id="19" w:name="__RefHeading___Toc1717_1863445830"/>
+      <w:bookmarkStart w:id="20" w:name="X8bce58b1d260b5d325e3470ce4e1ef8c8af14c4"/>
+      <w:bookmarkStart w:id="21" w:name="_Fig_1_BCH_AXIS_datapath_an"/>
+      <w:bookmarkEnd w:id="19"/>
+      <w:r>
+        <w:rPr>
+          <w:rStyle w:val="SectionNumber"/>
+          <w:b/>
+          <w:color w:val="404040"/>
+          <w:sz w:val="24"/>
+        </w:rPr>
+        <w:t>4.1.1</w:t>
+      </w:r>
+      <w:r>
+        <w:rPr>
+          <w:b/>
+          <w:color w:val="404040"/>
+          <w:sz w:val="24"/>
+        </w:rPr>
+        <w:tab/>
+        <w:t>Figure 2.1: BCH AXIS datapath and register path</w:t>
+      </w:r>
+      <w:bookmarkEnd w:id="21"/>
+    </w:p>
+    <w:p>
+      <w:pPr>
         <w:pStyle w:val="CaptionedFigure"/>
         <w:rPr/>
       </w:pPr>
@@ -6351,9 +6524,9 @@
         <w:rPr/>
         <w:drawing>
           <wp:inline distT="0" distB="0" distL="0" distR="0">
-            <wp:extent cx="5334000" cy="3122930"/>
+            <wp:extent cx="5334000" cy="4991100"/>
             <wp:effectExtent l="0" t="0" r="0" b="0"/>
-            <wp:docPr id="4" name="Picture" descr="Diagram 1"/>
+            <wp:docPr id="4" name="Picture" descr="BCH AXIS datapath and register path"/>
             <wp:cNvGraphicFramePr>
               <a:graphicFrameLocks xmlns:a="http://schemas.openxmlformats.org/drawingml/2006/main" noChangeAspect="1"/>
             </wp:cNvGraphicFramePr>
@@ -6361,7 +6534,7 @@
               <a:graphicData uri="http://schemas.openxmlformats.org/drawingml/2006/picture">
                 <pic:pic xmlns:pic="http://schemas.openxmlformats.org/drawingml/2006/picture">
                   <pic:nvPicPr>
-                    <pic:cNvPr id="4" name="Picture" descr="Diagram 1"/>
+                    <pic:cNvPr id="4" name="Picture" descr="BCH AXIS datapath and register path"/>
                     <pic:cNvPicPr>
                       <a:picLocks noChangeAspect="1" noChangeArrowheads="1"/>
                     </pic:cNvPicPr>
@@ -6375,7 +6548,7 @@
                   <pic:spPr bwMode="auto">
                     <a:xfrm>
                       <a:off x="0" y="0"/>
-                      <a:ext cx="5334000" cy="3122930"/>
+                      <a:ext cx="5334000" cy="4991100"/>
                     </a:xfrm>
                     <a:prstGeom prst="rect">
                       <a:avLst/>
@@ -6395,7 +6568,7 @@
       </w:pPr>
       <w:r>
         <w:rPr/>
-        <w:t>Diagram 1</w:t>
+        <w:t>BCH AXIS datapath and register path</w:t>
       </w:r>
     </w:p>
     <w:p>
@@ -6405,6 +6578,34 @@
       </w:pPr>
       <w:r>
         <w:rPr>
+          <w:b/>
+          <w:bCs/>
+          <w:sz w:val="20"/>
+        </w:rPr>
+        <w:t>Source:</w:t>
+      </w:r>
+      <w:r>
+        <w:rPr>
+          <w:sz w:val="20"/>
+        </w:rPr>
+        <w:t xml:space="preserve"> </w:t>
+      </w:r>
+      <w:hyperlink r:id="rId4">
+        <w:r>
+          <w:rPr>
+            <w:rStyle w:val="Hyperlink"/>
+          </w:rPr>
+          <w:t>01_bch_axis_loop.dot</w:t>
+        </w:r>
+      </w:hyperlink>
+    </w:p>
+    <w:p>
+      <w:pPr>
+        <w:pStyle w:val="BodyText"/>
+        <w:rPr/>
+      </w:pPr>
+      <w:r>
+        <w:rPr>
           <w:sz w:val="20"/>
         </w:rPr>
         <w:t xml:space="preserve">The register path is the same in both flavours. The only raw addresses in the host code are the two expansion-window bases used to attach observer register maps: </w:t>
@@ -6462,6 +6663,7 @@
         <w:t>; if a window moves, the bridge is regenerated and the host picks it up in one place.</w:t>
       </w:r>
       <w:bookmarkEnd w:id="18"/>
+      <w:bookmarkEnd w:id="20"/>
       <w:r>
         <w:br w:type="page"/>
       </w:r>
@@ -6475,9 +6677,9 @@
         <w:spacing w:before="280" w:after="80"/>
         <w:rPr/>
       </w:pPr>
-      <w:bookmarkStart w:id="19" w:name="__RefHeading___Toc1682_2359864596"/>
-      <w:bookmarkStart w:id="20" w:name="axi4-flavour-datapath"/>
-      <w:bookmarkEnd w:id="19"/>
+      <w:bookmarkStart w:id="22" w:name="__RefHeading___Toc1719_1863445830"/>
+      <w:bookmarkStart w:id="23" w:name="axi4-flavour-datapath"/>
+      <w:bookmarkEnd w:id="22"/>
       <w:r>
         <w:rPr>
           <w:rStyle w:val="SectionNumber"/>
@@ -6511,6 +6713,36 @@
     </w:p>
     <w:p>
       <w:pPr>
+        <w:pStyle w:val="Heading3"/>
+        <w:spacing w:before="200" w:after="80"/>
+        <w:rPr/>
+      </w:pPr>
+      <w:bookmarkStart w:id="24" w:name="__RefHeading___Toc1721_1863445830"/>
+      <w:bookmarkStart w:id="25" w:name="X95e220d01eb04ea275aef5e01c6660554f765c9"/>
+      <w:bookmarkStart w:id="26" w:name="_Fig_2_BCH_AXI4_memory_to_m"/>
+      <w:bookmarkEnd w:id="24"/>
+      <w:r>
+        <w:rPr>
+          <w:rStyle w:val="SectionNumber"/>
+          <w:b/>
+          <w:color w:val="404040"/>
+          <w:sz w:val="24"/>
+        </w:rPr>
+        <w:t>4.2.1</w:t>
+      </w:r>
+      <w:r>
+        <w:rPr>
+          <w:b/>
+          <w:color w:val="404040"/>
+          <w:sz w:val="24"/>
+        </w:rPr>
+        <w:tab/>
+        <w:t>Figure 2.2: BCH AXI4 memory-to-memory datapath</w:t>
+      </w:r>
+      <w:bookmarkEnd w:id="26"/>
+    </w:p>
+    <w:p>
+      <w:pPr>
         <w:pStyle w:val="CaptionedFigure"/>
         <w:rPr/>
       </w:pPr>
@@ -6518,9 +6750,9 @@
         <w:rPr/>
         <w:drawing>
           <wp:inline distT="0" distB="0" distL="0" distR="0">
-            <wp:extent cx="3054350" cy="7397115"/>
+            <wp:extent cx="5334000" cy="6590030"/>
             <wp:effectExtent l="0" t="0" r="0" b="0"/>
-            <wp:docPr id="5" name="Image2" descr="Diagram 2"/>
+            <wp:docPr id="5" name="Image2" descr="BCH AXI4 memory-to-memory datapath"/>
             <wp:cNvGraphicFramePr>
               <a:graphicFrameLocks xmlns:a="http://schemas.openxmlformats.org/drawingml/2006/main" noChangeAspect="1"/>
             </wp:cNvGraphicFramePr>
@@ -6528,13 +6760,13 @@
               <a:graphicData uri="http://schemas.openxmlformats.org/drawingml/2006/picture">
                 <pic:pic xmlns:pic="http://schemas.openxmlformats.org/drawingml/2006/picture">
                   <pic:nvPicPr>
-                    <pic:cNvPr id="5" name="Image2" descr="Diagram 2"/>
+                    <pic:cNvPr id="5" name="Image2" descr="BCH AXI4 memory-to-memory datapath"/>
                     <pic:cNvPicPr>
                       <a:picLocks noChangeAspect="1" noChangeArrowheads="1"/>
                     </pic:cNvPicPr>
                   </pic:nvPicPr>
                   <pic:blipFill>
-                    <a:blip r:embed="rId4"/>
+                    <a:blip r:embed="rId5"/>
                     <a:stretch>
                       <a:fillRect/>
                     </a:stretch>
@@ -6542,7 +6774,7 @@
                   <pic:spPr bwMode="auto">
                     <a:xfrm>
                       <a:off x="0" y="0"/>
-                      <a:ext cx="3054350" cy="7397115"/>
+                      <a:ext cx="5334000" cy="6590030"/>
                     </a:xfrm>
                     <a:prstGeom prst="rect">
                       <a:avLst/>
@@ -6560,12 +6792,40 @@
         <w:pStyle w:val="ImageCaption"/>
         <w:rPr/>
       </w:pPr>
-      <w:bookmarkStart w:id="21" w:name="axi4-flavour-datapath"/>
       <w:r>
         <w:rPr/>
-        <w:t>Diagram 2</w:t>
-      </w:r>
-      <w:bookmarkEnd w:id="21"/>
+        <w:t>BCH AXI4 memory-to-memory datapath</w:t>
+      </w:r>
+    </w:p>
+    <w:p>
+      <w:pPr>
+        <w:pStyle w:val="BodyText"/>
+        <w:rPr/>
+      </w:pPr>
+      <w:r>
+        <w:rPr>
+          <w:b/>
+          <w:bCs/>
+          <w:sz w:val="20"/>
+        </w:rPr>
+        <w:t>Source:</w:t>
+      </w:r>
+      <w:r>
+        <w:rPr>
+          <w:sz w:val="20"/>
+        </w:rPr>
+        <w:t xml:space="preserve"> </w:t>
+      </w:r>
+      <w:hyperlink r:id="rId6">
+        <w:r>
+          <w:rPr>
+            <w:rStyle w:val="Hyperlink"/>
+          </w:rPr>
+          <w:t>02_bch_axi4_loop.dot</w:t>
+        </w:r>
+      </w:hyperlink>
+      <w:bookmarkEnd w:id="23"/>
+      <w:bookmarkEnd w:id="25"/>
       <w:r>
         <w:br w:type="page"/>
       </w:r>
@@ -6579,9 +6839,9 @@
         <w:spacing w:before="280" w:after="80"/>
         <w:rPr/>
       </w:pPr>
-      <w:bookmarkStart w:id="22" w:name="__RefHeading___Toc1684_2359864596"/>
-      <w:bookmarkStart w:id="23" w:name="clock-and-reset"/>
-      <w:bookmarkEnd w:id="22"/>
+      <w:bookmarkStart w:id="27" w:name="__RefHeading___Toc1723_1863445830"/>
+      <w:bookmarkStart w:id="28" w:name="clock-and-reset"/>
+      <w:bookmarkEnd w:id="27"/>
       <w:r>
         <w:rPr>
           <w:rStyle w:val="SectionNumber"/>
@@ -6677,7 +6937,7 @@
         </w:rPr>
         <w:t>, giving a 100 MHz harness clock. The Nexys A7 top runs the same 100 MHz directly. That frequency was chosen because the BCH loop and the UART divisor both close timing comfortably at 100 MHz on the k325t-2, and it keeps the AXIS and AXI4 flavours interchangeable from the host’s point of view.</w:t>
       </w:r>
-      <w:bookmarkEnd w:id="23"/>
+      <w:bookmarkEnd w:id="28"/>
       <w:r>
         <w:br w:type="page"/>
       </w:r>
@@ -6689,9 +6949,9 @@
         <w:spacing w:before="360" w:after="120"/>
         <w:rPr/>
       </w:pPr>
-      <w:bookmarkStart w:id="24" w:name="__RefHeading___Toc1686_2359864596"/>
-      <w:bookmarkStart w:id="25" w:name="the-fpga-testing-choices-and-why"/>
-      <w:bookmarkEnd w:id="24"/>
+      <w:bookmarkStart w:id="29" w:name="__RefHeading___Toc1725_1863445830"/>
+      <w:bookmarkStart w:id="30" w:name="the-fpga-testing-choices-and-why"/>
+      <w:bookmarkEnd w:id="29"/>
       <w:r>
         <w:rPr>
           <w:rStyle w:val="SectionNumber"/>
@@ -6721,9 +6981,9 @@
         <w:spacing w:before="280" w:after="80"/>
         <w:rPr/>
       </w:pPr>
-      <w:bookmarkStart w:id="26" w:name="__RefHeading___Toc1688_2359864596"/>
-      <w:bookmarkStart w:id="27" w:name="deterministic-campaigns"/>
-      <w:bookmarkEnd w:id="26"/>
+      <w:bookmarkStart w:id="31" w:name="__RefHeading___Toc1727_1863445830"/>
+      <w:bookmarkStart w:id="32" w:name="deterministic-campaigns"/>
+      <w:bookmarkEnd w:id="31"/>
       <w:r>
         <w:rPr>
           <w:rStyle w:val="SectionNumber"/>
@@ -6819,7 +7079,7 @@
         </w:rPr>
         <w:t xml:space="preserve"> seeded by the caller, so the variation is reproducible when you need it.</w:t>
       </w:r>
-      <w:bookmarkEnd w:id="27"/>
+      <w:bookmarkEnd w:id="32"/>
       <w:r>
         <w:br w:type="page"/>
       </w:r>
@@ -6833,9 +7093,9 @@
         <w:spacing w:before="280" w:after="80"/>
         <w:rPr/>
       </w:pPr>
-      <w:bookmarkStart w:id="28" w:name="__RefHeading___Toc1690_2359864596"/>
-      <w:bookmarkStart w:id="29" w:name="X53a199f0e05baf626d45c0740703794633d0362"/>
-      <w:bookmarkEnd w:id="28"/>
+      <w:bookmarkStart w:id="33" w:name="__RefHeading___Toc1729_1863445830"/>
+      <w:bookmarkStart w:id="34" w:name="X53a199f0e05baf626d45c0740703794633d0362"/>
+      <w:bookmarkEnd w:id="33"/>
       <w:r>
         <w:rPr>
           <w:rStyle w:val="SectionNumber"/>
@@ -6918,7 +7178,7 @@
         </w:rPr>
         <w:t xml:space="preserve"> the decoder must flag uncorrectable. Burst and rate modes model raw bit-error behaviour on a noisy channel. Clusters and localized mode stand in for spatially correlated faults — a bad DRAM row, a disturbed NAND page, a half-plane failure — because real errors are rarely uniform. Badblock mode models retention tails and worn blocks: most of the stream stays clean while a hard minority runs at a much higher error rate. Debug mode is the bring-up helper, a deterministic walking pattern that closes by inspection.</w:t>
       </w:r>
-      <w:bookmarkEnd w:id="29"/>
+      <w:bookmarkEnd w:id="34"/>
       <w:r>
         <w:br w:type="page"/>
       </w:r>
@@ -6932,9 +7192,9 @@
         <w:spacing w:before="280" w:after="80"/>
         <w:rPr/>
       </w:pPr>
-      <w:bookmarkStart w:id="30" w:name="__RefHeading___Toc1692_2359864596"/>
-      <w:bookmarkStart w:id="31" w:name="X33425c8a372d93eb7f1a792208a4c72a5622771"/>
-      <w:bookmarkEnd w:id="30"/>
+      <w:bookmarkStart w:id="35" w:name="__RefHeading___Toc1731_1863445830"/>
+      <w:bookmarkStart w:id="36" w:name="X33425c8a372d93eb7f1a792208a4c72a5622771"/>
+      <w:bookmarkEnd w:id="35"/>
       <w:r>
         <w:rPr>
           <w:rStyle w:val="SectionNumber"/>
@@ -6978,7 +7238,7 @@
         </w:rPr>
         <w:t xml:space="preserve"> header comment calls this out explicitly, and the layout follows from it.</w:t>
       </w:r>
-      <w:bookmarkEnd w:id="31"/>
+      <w:bookmarkEnd w:id="36"/>
       <w:r>
         <w:br w:type="page"/>
       </w:r>
@@ -6992,9 +7252,9 @@
         <w:spacing w:before="280" w:after="80"/>
         <w:rPr/>
       </w:pPr>
-      <w:bookmarkStart w:id="32" w:name="__RefHeading___Toc1694_2359864596"/>
-      <w:bookmarkStart w:id="33" w:name="X28597d5f952d8edbf8e0506b6bb6ce9edca9d3e"/>
-      <w:bookmarkEnd w:id="32"/>
+      <w:bookmarkStart w:id="37" w:name="__RefHeading___Toc1733_1863445830"/>
+      <w:bookmarkStart w:id="38" w:name="X28597d5f952d8edbf8e0506b6bb6ce9edca9d3e"/>
+      <w:bookmarkEnd w:id="37"/>
       <w:r>
         <w:rPr>
           <w:rStyle w:val="SectionNumber"/>
@@ -7051,7 +7311,7 @@
         </w:rPr>
         <w:t xml:space="preserve"> on any mismatched beat. Together they form the on-chip oracle: the decoder decides whether it thinks it corrected the block, and the checker decides whether the recovered bytes actually match the reference.</w:t>
       </w:r>
-      <w:bookmarkEnd w:id="33"/>
+      <w:bookmarkEnd w:id="38"/>
       <w:r>
         <w:br w:type="page"/>
       </w:r>
@@ -7065,9 +7325,9 @@
         <w:spacing w:before="280" w:after="80"/>
         <w:rPr/>
       </w:pPr>
-      <w:bookmarkStart w:id="34" w:name="__RefHeading___Toc1696_2359864596"/>
-      <w:bookmarkStart w:id="35" w:name="X0c98aa677c1a3dce27fae4ce98d2159186982bf"/>
-      <w:bookmarkEnd w:id="34"/>
+      <w:bookmarkStart w:id="39" w:name="__RefHeading___Toc1735_1863445830"/>
+      <w:bookmarkStart w:id="40" w:name="X0c98aa677c1a3dce27fae4ce98d2159186982bf"/>
+      <w:bookmarkEnd w:id="39"/>
       <w:r>
         <w:rPr>
           <w:rStyle w:val="SectionNumber"/>
@@ -7163,7 +7423,7 @@
         </w:rPr>
         <w:t xml:space="preserve"> and retries up to five times on the deviceless-enumeration race that otherwise refused roughly half of programming attempts when a second Digilent board shared the chain.</w:t>
       </w:r>
-      <w:bookmarkEnd w:id="35"/>
+      <w:bookmarkEnd w:id="40"/>
       <w:r>
         <w:br w:type="page"/>
       </w:r>
@@ -7177,9 +7437,9 @@
         <w:spacing w:before="280" w:after="80"/>
         <w:rPr/>
       </w:pPr>
-      <w:bookmarkStart w:id="36" w:name="__RefHeading___Toc1698_2359864596"/>
-      <w:bookmarkStart w:id="37" w:name="Xeb2c1eca342142d59e7b837f5707d394fe730c6"/>
-      <w:bookmarkEnd w:id="36"/>
+      <w:bookmarkStart w:id="41" w:name="__RefHeading___Toc1737_1863445830"/>
+      <w:bookmarkStart w:id="42" w:name="Xeb2c1eca342142d59e7b837f5707d394fe730c6"/>
+      <w:bookmarkEnd w:id="41"/>
       <w:r>
         <w:rPr>
           <w:rStyle w:val="SectionNumber"/>
@@ -7236,8 +7496,8 @@
         </w:rPr>
         <w:t xml:space="preserve"> to discover which datapath is loaded, so the same campaign scripts drive both without a command-line flag.</w:t>
       </w:r>
-      <w:bookmarkEnd w:id="25"/>
-      <w:bookmarkEnd w:id="37"/>
+      <w:bookmarkEnd w:id="30"/>
+      <w:bookmarkEnd w:id="42"/>
       <w:r>
         <w:br w:type="page"/>
       </w:r>
@@ -7249,9 +7509,9 @@
         <w:spacing w:before="360" w:after="120"/>
         <w:rPr/>
       </w:pPr>
-      <w:bookmarkStart w:id="38" w:name="__RefHeading___Toc1700_2359864596"/>
-      <w:bookmarkStart w:id="39" w:name="operating-it"/>
-      <w:bookmarkEnd w:id="38"/>
+      <w:bookmarkStart w:id="43" w:name="__RefHeading___Toc1739_1863445830"/>
+      <w:bookmarkStart w:id="44" w:name="operating-it"/>
+      <w:bookmarkEnd w:id="43"/>
       <w:r>
         <w:rPr>
           <w:rStyle w:val="SectionNumber"/>
@@ -7543,7 +7803,7 @@
         </w:rPr>
         <w:t>.</w:t>
       </w:r>
-      <w:bookmarkEnd w:id="39"/>
+      <w:bookmarkEnd w:id="44"/>
       <w:r>
         <w:br w:type="page"/>
       </w:r>
@@ -7555,9 +7815,9 @@
         <w:spacing w:before="360" w:after="120"/>
         <w:rPr/>
       </w:pPr>
-      <w:bookmarkStart w:id="40" w:name="__RefHeading___Toc1702_2359864596"/>
-      <w:bookmarkStart w:id="41" w:name="what-is-deliberately-not-board-tested"/>
-      <w:bookmarkEnd w:id="40"/>
+      <w:bookmarkStart w:id="45" w:name="__RefHeading___Toc1741_1863445830"/>
+      <w:bookmarkStart w:id="46" w:name="what-is-deliberately-not-board-tested"/>
+      <w:bookmarkEnd w:id="45"/>
       <w:r>
         <w:rPr>
           <w:rStyle w:val="SectionNumber"/>
@@ -7681,17 +7941,17 @@
         <w:spacing w:before="36" w:after="36"/>
         <w:rPr/>
       </w:pPr>
-      <w:bookmarkStart w:id="42" w:name="what-is-deliberately-not-board-tested"/>
+      <w:bookmarkStart w:id="47" w:name="what-is-deliberately-not-board-tested"/>
       <w:r>
         <w:rPr/>
         <w:t>The 2026-10-05 million-block soak is statistical, not exhaustive; its counters and the bounded mis-decode criterion are reported in the Board Validation Report.</w:t>
       </w:r>
-      <w:bookmarkEnd w:id="42"/>
+      <w:bookmarkEnd w:id="47"/>
     </w:p>
     <w:sectPr>
-      <w:footerReference w:type="even" r:id="rId5"/>
-      <w:footerReference w:type="default" r:id="rId6"/>
-      <w:footerReference w:type="first" r:id="rId7"/>
+      <w:footerReference w:type="even" r:id="rId7"/>
+      <w:footerReference w:type="default" r:id="rId8"/>
+      <w:footerReference w:type="first" r:id="rId9"/>
       <w:type w:val="nextPage"/>
       <w:pgSz w:w="12240" w:h="15840"/>
       <w:pgMar w:left="1440" w:right="1440" w:gutter="0" w:header="0" w:top="1440" w:footer="720" w:bottom="1440"/>
@@ -7826,7 +8086,7 @@
           </w:r>
           <w:r>
             <w:rPr/>
-            <w:t>26</w:t>
+            <w:t>27</w:t>
           </w:r>
           <w:r>
             <w:rPr/>
@@ -7853,7 +8113,7 @@
           </w:r>
           <w:r>
             <w:rPr/>
-            <w:t>26</w:t>
+            <w:t>27</w:t>
           </w:r>
           <w:r>
             <w:rPr/>
@@ -7973,7 +8233,7 @@
           </w:r>
           <w:r>
             <w:rPr/>
-            <w:t>26</w:t>
+            <w:t>27</w:t>
           </w:r>
           <w:r>
             <w:rPr/>
@@ -8000,7 +8260,7 @@
           </w:r>
           <w:r>
             <w:rPr/>
-            <w:t>26</w:t>
+            <w:t>27</w:t>
           </w:r>
           <w:r>
             <w:rPr/>
@@ -9149,6 +9409,18 @@
     </w:pPr>
     <w:rPr/>
   </w:style>
+  <w:style w:type="paragraph" w:styleId="TOC3">
+    <w:name w:val="TOC 3"/>
+    <w:basedOn w:val="Index"/>
+    <w:pPr>
+      <w:tabs>
+        <w:tab w:val="clear" w:pos="720"/>
+        <w:tab w:val="right" w:pos="8793" w:leader="dot"/>
+      </w:tabs>
+      <w:ind w:hanging="0" w:left="567"/>
+    </w:pPr>
+    <w:rPr/>
+  </w:style>
   <w:style w:type="table" w:default="1" w:styleId="Table">
     <w:name w:val="Table"/>
     <w:basedOn w:val="TableNormal"/>
